--- a/3rdSem/PROJECTS/PYTHON/docx/FinalWeeklyReport/docx/Week4_(print 1,3,5,7 pages)_Password_Strength_Email_Validation_Report.docx
+++ b/3rdSem/PROJECTS/PYTHON/docx/FinalWeeklyReport/docx/Week4_(print 1,3,5,7 pages)_Password_Strength_Email_Validation_Report.docx
@@ -591,6 +591,89 @@
           </w:p>
         </w:tc>
       </w:tr>
+      <w:tr>
+        <w:tc>
+          <w:tcPr>
+            <w:tcW w:w="2600" w:type="dxa"/>
+            <w:tcBorders>
+              <w:top w:val="single" w:sz="4" w:space="0" w:color="9DB6CE"/>
+              <w:left w:val="single" w:sz="4" w:space="0" w:color="9DB6CE"/>
+              <w:bottom w:val="single" w:sz="4" w:space="0" w:color="9DB6CE"/>
+              <w:right w:val="single" w:sz="4" w:space="0" w:color="9DB6CE"/>
+            </w:tcBorders>
+            <w:shd w:val="clear" w:color="auto" w:fill="DCE6F1"/>
+            <w:tcMar>
+              <w:top w:w="100" w:type="dxa"/>
+              <w:left w:w="120" w:type="dxa"/>
+              <w:bottom w:w="100" w:type="dxa"/>
+              <w:right w:w="120" w:type="dxa"/>
+            </w:tcMar>
+            <w:vAlign w:val="center"/>
+          </w:tcPr>
+          <w:p>
+            <w:pPr>
+              <w:rPr>
+                <w:rFonts w:ascii="Calibri" w:eastAsia="Calibri" w:hAnsi="Calibri" w:cs="Calibri"/>
+                <w:b/>
+                <w:bCs/>
+                <w:color w:val="1F3864"/>
+                <w:sz w:val="21"/>
+                <w:szCs w:val="21"/>
+              </w:rPr>
+            </w:pPr>
+            <w:r>
+              <w:rPr>
+                <w:rFonts w:ascii="Calibri" w:eastAsia="Calibri" w:hAnsi="Calibri" w:cs="Calibri"/>
+                <w:b/>
+                <w:bCs/>
+                <w:color w:val="1F3864"/>
+                <w:sz w:val="21"/>
+                <w:szCs w:val="21"/>
+              </w:rPr>
+              <w:t>Project Date</w:t>
+            </w:r>
+          </w:p>
+        </w:tc>
+        <w:tc>
+          <w:tcPr>
+            <w:tcW w:w="6800" w:type="dxa"/>
+            <w:tcBorders>
+              <w:top w:val="single" w:sz="4" w:space="0" w:color="9DB6CE"/>
+              <w:left w:val="single" w:sz="4" w:space="0" w:color="9DB6CE"/>
+              <w:bottom w:val="single" w:sz="4" w:space="0" w:color="9DB6CE"/>
+              <w:right w:val="single" w:sz="4" w:space="0" w:color="9DB6CE"/>
+            </w:tcBorders>
+            <w:tcMar>
+              <w:top w:w="100" w:type="dxa"/>
+              <w:left w:w="120" w:type="dxa"/>
+              <w:bottom w:w="100" w:type="dxa"/>
+              <w:right w:w="120" w:type="dxa"/>
+            </w:tcMar>
+            <w:vAlign w:val="center"/>
+          </w:tcPr>
+          <w:p>
+            <w:pPr>
+              <w:rPr>
+                <w:rFonts w:ascii="Calibri" w:eastAsia="Calibri" w:hAnsi="Calibri" w:cs="Calibri"/>
+                <w:b/>
+                <w:bCs/>
+                <w:sz w:val="21"/>
+                <w:szCs w:val="21"/>
+              </w:rPr>
+            </w:pPr>
+            <w:r>
+              <w:rPr>
+                <w:rFonts w:ascii="Calibri" w:eastAsia="Calibri" w:hAnsi="Calibri" w:cs="Calibri"/>
+                <w:b/>
+                <w:bCs/>
+                <w:sz w:val="21"/>
+                <w:szCs w:val="21"/>
+              </w:rPr>
+              <w:t>31/07/2026</w:t>
+            </w:r>
+          </w:p>
+        </w:tc>
+      </w:tr>
     </w:tbl>
     <w:p>
       <w:pPr>
@@ -784,7 +867,6 @@
           <w:sz w:val="27"/>
           <w:szCs w:val="27"/>
         </w:rPr>
-        <w:lastRenderedPageBreak/>
         <w:t>2. Overview</w:t>
       </w:r>
     </w:p>
@@ -865,14 +947,7 @@
           <w:rFonts w:ascii="Calibri" w:eastAsia="Calibri" w:hAnsi="Calibri" w:cs="Calibri"/>
           <w:color w:val="1F1F1F"/>
         </w:rPr>
-        <w:t>Weak passwords are a major security risk. This program develops a console-based Password Strength Checker in Python that evaluates passwords using predefined rules and provides clear feedback. It focuses on rule-based string validation and character analysis using Python's built-in string methods</w:t>
-      </w:r>
-      <w:r>
-        <w:rPr>
-          <w:rFonts w:ascii="Calibri" w:eastAsia="Calibri" w:hAnsi="Calibri" w:cs="Calibri"/>
-          <w:color w:val="1F1F1F"/>
-        </w:rPr>
-        <w:t>.</w:t>
+        <w:t>Weak passwords are a major security risk. This program develops a console-based Password Strength Checker in Python that evaluates passwords using predefined rules and provides clear feedback. It focuses on rule-based string validation and character analysis using Python's built-in string methods.</w:t>
       </w:r>
     </w:p>
     <w:p>
@@ -1054,14 +1129,7 @@
           <w:rFonts w:ascii="Calibri" w:eastAsia="Calibri" w:hAnsi="Calibri" w:cs="Calibri"/>
           <w:color w:val="1F1F1F"/>
         </w:rPr>
-        <w:t>How can a password be evaluated using simple rule-based checks to provide clear feedback and classify its strength</w:t>
-      </w:r>
-      <w:r>
-        <w:rPr>
-          <w:rFonts w:ascii="Calibri" w:eastAsia="Calibri" w:hAnsi="Calibri" w:cs="Calibri"/>
-          <w:color w:val="1F1F1F"/>
-        </w:rPr>
-        <w:t>?</w:t>
+        <w:t>How can a password be evaluated using simple rule-based checks to provide clear feedback and classify its strength?</w:t>
       </w:r>
     </w:p>
     <w:p>
@@ -1277,14 +1345,7 @@
           <w:rFonts w:ascii="Calibri" w:eastAsia="Calibri" w:hAnsi="Calibri" w:cs="Calibri"/>
           <w:color w:val="1F1F1F"/>
         </w:rPr>
-        <w:t xml:space="preserve"> tested the program with different password combinations to verify correct classification</w:t>
-      </w:r>
-      <w:r>
-        <w:rPr>
-          <w:rFonts w:ascii="Calibri" w:eastAsia="Calibri" w:hAnsi="Calibri" w:cs="Calibri"/>
-          <w:color w:val="1F1F1F"/>
-        </w:rPr>
-        <w:t>.</w:t>
+        <w:t xml:space="preserve"> tested the program with different password combinations to verify correct classification.</w:t>
       </w:r>
     </w:p>
     <w:p>
@@ -1409,6 +1470,7 @@
           <w:rFonts w:ascii="Calibri" w:eastAsia="Calibri" w:hAnsi="Calibri" w:cs="Calibri"/>
           <w:color w:val="1F1F1F"/>
         </w:rPr>
+        <w:lastRenderedPageBreak/>
         <w:t>Scope for future improvements such as entropy-based scoring and common-password detection.</w:t>
       </w:r>
     </w:p>
@@ -1433,7 +1495,6 @@
           <w:sz w:val="23"/>
           <w:szCs w:val="23"/>
         </w:rPr>
-        <w:lastRenderedPageBreak/>
         <w:t>3.6 Core Logic</w:t>
       </w:r>
     </w:p>
@@ -1980,8 +2041,6 @@
     <w:p>
       <w:pPr>
         <w:spacing w:before="100" w:after="150"/>
-      </w:pPr>
-      <w:r>
         <w:rPr>
           <w:rFonts w:ascii="Calibri" w:eastAsia="Calibri" w:hAnsi="Calibri" w:cs="Calibri"/>
           <w:b/>
@@ -1990,107 +2049,83 @@
           <w:sz w:val="23"/>
           <w:szCs w:val="23"/>
         </w:rPr>
+      </w:pPr>
+      <w:r>
+        <w:rPr>
+          <w:rFonts w:ascii="Calibri" w:eastAsia="Calibri" w:hAnsi="Calibri" w:cs="Calibri"/>
+          <w:b/>
+          <w:bCs/>
+          <w:color w:val="1F3864"/>
+          <w:sz w:val="23"/>
+          <w:szCs w:val="23"/>
+        </w:rPr>
         <w:t>2.7 Output Screenshot</w:t>
       </w:r>
     </w:p>
-    <w:tbl>
-      <w:tblPr>
-        <w:tblW w:w="9400" w:type="dxa"/>
-        <w:tblBorders>
-          <w:top w:val="single" w:sz="4" w:space="0" w:color="auto"/>
-          <w:left w:val="single" w:sz="4" w:space="0" w:color="auto"/>
-          <w:bottom w:val="single" w:sz="4" w:space="0" w:color="auto"/>
-          <w:right w:val="single" w:sz="4" w:space="0" w:color="auto"/>
-          <w:insideH w:val="single" w:sz="4" w:space="0" w:color="auto"/>
-          <w:insideV w:val="single" w:sz="4" w:space="0" w:color="auto"/>
-        </w:tblBorders>
-        <w:tblCellMar>
-          <w:left w:w="10" w:type="dxa"/>
-          <w:right w:w="10" w:type="dxa"/>
-        </w:tblCellMar>
-        <w:tblLook w:val="0000" w:firstRow="0" w:lastRow="0" w:firstColumn="0" w:lastColumn="0" w:noHBand="0" w:noVBand="0"/>
-      </w:tblPr>
-      <w:tblGrid>
-        <w:gridCol w:w="9400"/>
-      </w:tblGrid>
-      <w:tr>
-        <w:tc>
-          <w:tcPr>
-            <w:tcW w:w="9400" w:type="dxa"/>
-            <w:tcBorders>
-              <w:top w:val="dashed" w:sz="6" w:space="0" w:color="9DB6CE"/>
-              <w:left w:val="dashed" w:sz="6" w:space="0" w:color="9DB6CE"/>
-              <w:bottom w:val="dashed" w:sz="6" w:space="0" w:color="9DB6CE"/>
-              <w:right w:val="dashed" w:sz="6" w:space="0" w:color="9DB6CE"/>
-            </w:tcBorders>
-            <w:tcMar>
-              <w:top w:w="700" w:type="dxa"/>
-              <w:left w:w="200" w:type="dxa"/>
-              <w:bottom w:w="700" w:type="dxa"/>
-              <w:right w:w="200" w:type="dxa"/>
-            </w:tcMar>
-          </w:tcPr>
-          <w:p>
-            <w:pPr>
-              <w:jc w:val="center"/>
-            </w:pPr>
-            <w:r>
-              <w:rPr>
-                <w:noProof/>
-              </w:rPr>
-              <w:drawing>
-                <wp:inline distT="0" distB="0" distL="0" distR="0" wp14:anchorId="369B8159" wp14:editId="3F40F1FC">
-                  <wp:extent cx="3381375" cy="3525603"/>
-                  <wp:effectExtent l="0" t="0" r="0" b="0"/>
-                  <wp:docPr id="1269674996" name="Picture 1"/>
-                  <wp:cNvGraphicFramePr>
-                    <a:graphicFrameLocks xmlns:a="http://schemas.openxmlformats.org/drawingml/2006/main" noChangeAspect="1"/>
-                  </wp:cNvGraphicFramePr>
-                  <a:graphic xmlns:a="http://schemas.openxmlformats.org/drawingml/2006/main">
-                    <a:graphicData uri="http://schemas.openxmlformats.org/drawingml/2006/picture">
-                      <pic:pic xmlns:pic="http://schemas.openxmlformats.org/drawingml/2006/picture">
-                        <pic:nvPicPr>
-                          <pic:cNvPr id="0" name="Picture 1"/>
-                          <pic:cNvPicPr>
-                            <a:picLocks noChangeAspect="1" noChangeArrowheads="1"/>
-                          </pic:cNvPicPr>
-                        </pic:nvPicPr>
-                        <pic:blipFill>
-                          <a:blip r:embed="rId7">
-                            <a:extLst>
-                              <a:ext uri="{28A0092B-C50C-407E-A947-70E740481C1C}">
-                                <a14:useLocalDpi xmlns:a14="http://schemas.microsoft.com/office/drawing/2010/main" val="0"/>
-                              </a:ext>
-                            </a:extLst>
-                          </a:blip>
-                          <a:srcRect/>
-                          <a:stretch>
-                            <a:fillRect/>
-                          </a:stretch>
-                        </pic:blipFill>
-                        <pic:spPr bwMode="auto">
-                          <a:xfrm>
-                            <a:off x="0" y="0"/>
-                            <a:ext cx="3396304" cy="3541168"/>
-                          </a:xfrm>
-                          <a:prstGeom prst="rect">
-                            <a:avLst/>
-                          </a:prstGeom>
-                          <a:noFill/>
-                          <a:ln>
-                            <a:noFill/>
-                          </a:ln>
-                        </pic:spPr>
-                      </pic:pic>
-                    </a:graphicData>
-                  </a:graphic>
-                </wp:inline>
-              </w:drawing>
-            </w:r>
-          </w:p>
-        </w:tc>
-      </w:tr>
-    </w:tbl>
+    <w:p>
+      <w:pPr>
+        <w:spacing w:before="100" w:after="150"/>
+        <w:jc w:val="center"/>
+      </w:pPr>
+      <w:r>
+        <w:rPr>
+          <w:noProof/>
+        </w:rPr>
+        <w:drawing>
+          <wp:inline distT="0" distB="0" distL="0" distR="0" wp14:anchorId="1270694E" wp14:editId="52AFA078">
+            <wp:extent cx="3381375" cy="3525603"/>
+            <wp:effectExtent l="0" t="0" r="0" b="0"/>
+            <wp:docPr id="1269674996" name="Picture 1"/>
+            <wp:cNvGraphicFramePr>
+              <a:graphicFrameLocks xmlns:a="http://schemas.openxmlformats.org/drawingml/2006/main" noChangeAspect="1"/>
+            </wp:cNvGraphicFramePr>
+            <a:graphic xmlns:a="http://schemas.openxmlformats.org/drawingml/2006/main">
+              <a:graphicData uri="http://schemas.openxmlformats.org/drawingml/2006/picture">
+                <pic:pic xmlns:pic="http://schemas.openxmlformats.org/drawingml/2006/picture">
+                  <pic:nvPicPr>
+                    <pic:cNvPr id="0" name="Picture 1"/>
+                    <pic:cNvPicPr>
+                      <a:picLocks noChangeAspect="1" noChangeArrowheads="1"/>
+                    </pic:cNvPicPr>
+                  </pic:nvPicPr>
+                  <pic:blipFill>
+                    <a:blip r:embed="rId7">
+                      <a:extLst>
+                        <a:ext uri="{28A0092B-C50C-407E-A947-70E740481C1C}">
+                          <a14:useLocalDpi xmlns:a14="http://schemas.microsoft.com/office/drawing/2010/main" val="0"/>
+                        </a:ext>
+                      </a:extLst>
+                    </a:blip>
+                    <a:srcRect/>
+                    <a:stretch>
+                      <a:fillRect/>
+                    </a:stretch>
+                  </pic:blipFill>
+                  <pic:spPr bwMode="auto">
+                    <a:xfrm>
+                      <a:off x="0" y="0"/>
+                      <a:ext cx="3381375" cy="3525603"/>
+                    </a:xfrm>
+                    <a:prstGeom prst="rect">
+                      <a:avLst/>
+                    </a:prstGeom>
+                    <a:noFill/>
+                    <a:ln>
+                      <a:noFill/>
+                    </a:ln>
+                  </pic:spPr>
+                </pic:pic>
+              </a:graphicData>
+            </a:graphic>
+          </wp:inline>
+        </w:drawing>
+      </w:r>
+    </w:p>
+    <w:p>
+      <w:pPr>
+        <w:spacing w:before="100" w:after="150"/>
+      </w:pPr>
+    </w:p>
     <w:p>
       <w:pPr>
         <w:pBdr>
@@ -3291,116 +3326,13 @@
         <w:t>3.7 Output Screenshot</w:t>
       </w:r>
     </w:p>
-    <w:tbl>
-      <w:tblPr>
-        <w:tblW w:w="9662" w:type="dxa"/>
-        <w:tblInd w:w="-8" w:type="dxa"/>
-        <w:tblBorders>
-          <w:top w:val="single" w:sz="4" w:space="0" w:color="auto"/>
-          <w:left w:val="single" w:sz="4" w:space="0" w:color="auto"/>
-          <w:bottom w:val="single" w:sz="4" w:space="0" w:color="auto"/>
-          <w:right w:val="single" w:sz="4" w:space="0" w:color="auto"/>
-          <w:insideH w:val="single" w:sz="4" w:space="0" w:color="auto"/>
-          <w:insideV w:val="single" w:sz="4" w:space="0" w:color="auto"/>
-        </w:tblBorders>
-        <w:tblCellMar>
-          <w:left w:w="10" w:type="dxa"/>
-          <w:right w:w="10" w:type="dxa"/>
-        </w:tblCellMar>
-        <w:tblLook w:val="0000" w:firstRow="0" w:lastRow="0" w:firstColumn="0" w:lastColumn="0" w:noHBand="0" w:noVBand="0"/>
-      </w:tblPr>
-      <w:tblGrid>
-        <w:gridCol w:w="9662"/>
-      </w:tblGrid>
-      <w:tr>
-        <w:trPr>
-          <w:trHeight w:val="3967"/>
-        </w:trPr>
-        <w:tc>
-          <w:tcPr>
-            <w:tcW w:w="9662" w:type="dxa"/>
-            <w:tcBorders>
-              <w:top w:val="dashed" w:sz="6" w:space="0" w:color="9DB6CE"/>
-              <w:left w:val="dashed" w:sz="6" w:space="0" w:color="9DB6CE"/>
-              <w:bottom w:val="dashed" w:sz="6" w:space="0" w:color="9DB6CE"/>
-              <w:right w:val="dashed" w:sz="6" w:space="0" w:color="9DB6CE"/>
-            </w:tcBorders>
-            <w:tcMar>
-              <w:top w:w="700" w:type="dxa"/>
-              <w:left w:w="200" w:type="dxa"/>
-              <w:bottom w:w="700" w:type="dxa"/>
-              <w:right w:w="200" w:type="dxa"/>
-            </w:tcMar>
-          </w:tcPr>
-          <w:p>
-            <w:pPr>
-              <w:jc w:val="center"/>
-            </w:pPr>
-            <w:r>
-              <w:rPr>
-                <w:noProof/>
-              </w:rPr>
-              <w:drawing>
-                <wp:inline distT="0" distB="0" distL="0" distR="0" wp14:anchorId="4F209D9F" wp14:editId="6BF16807">
-                  <wp:extent cx="3948306" cy="3594538"/>
-                  <wp:effectExtent l="0" t="0" r="0" b="6350"/>
-                  <wp:docPr id="1930105181" name="Picture 2"/>
-                  <wp:cNvGraphicFramePr>
-                    <a:graphicFrameLocks xmlns:a="http://schemas.openxmlformats.org/drawingml/2006/main" noChangeAspect="1"/>
-                  </wp:cNvGraphicFramePr>
-                  <a:graphic xmlns:a="http://schemas.openxmlformats.org/drawingml/2006/main">
-                    <a:graphicData uri="http://schemas.openxmlformats.org/drawingml/2006/picture">
-                      <pic:pic xmlns:pic="http://schemas.openxmlformats.org/drawingml/2006/picture">
-                        <pic:nvPicPr>
-                          <pic:cNvPr id="0" name="Picture 3"/>
-                          <pic:cNvPicPr>
-                            <a:picLocks noChangeAspect="1" noChangeArrowheads="1"/>
-                          </pic:cNvPicPr>
-                        </pic:nvPicPr>
-                        <pic:blipFill>
-                          <a:blip r:embed="rId8">
-                            <a:extLst>
-                              <a:ext uri="{28A0092B-C50C-407E-A947-70E740481C1C}">
-                                <a14:useLocalDpi xmlns:a14="http://schemas.microsoft.com/office/drawing/2010/main" val="0"/>
-                              </a:ext>
-                            </a:extLst>
-                          </a:blip>
-                          <a:srcRect/>
-                          <a:stretch>
-                            <a:fillRect/>
-                          </a:stretch>
-                        </pic:blipFill>
-                        <pic:spPr bwMode="auto">
-                          <a:xfrm>
-                            <a:off x="0" y="0"/>
-                            <a:ext cx="3973395" cy="3617379"/>
-                          </a:xfrm>
-                          <a:prstGeom prst="rect">
-                            <a:avLst/>
-                          </a:prstGeom>
-                          <a:noFill/>
-                          <a:ln>
-                            <a:noFill/>
-                          </a:ln>
-                        </pic:spPr>
-                      </pic:pic>
-                    </a:graphicData>
-                  </a:graphic>
-                </wp:inline>
-              </w:drawing>
-            </w:r>
-          </w:p>
-        </w:tc>
-      </w:tr>
-    </w:tbl>
     <w:p>
       <w:pPr>
         <w:pBdr>
           <w:bottom w:val="single" w:sz="4" w:space="2" w:color="2E74B5"/>
         </w:pBdr>
         <w:spacing w:before="300" w:after="150"/>
-      </w:pPr>
-      <w:r>
+        <w:jc w:val="center"/>
         <w:rPr>
           <w:rFonts w:ascii="Calibri" w:eastAsia="Calibri" w:hAnsi="Calibri" w:cs="Calibri"/>
           <w:b/>
@@ -3409,10 +3341,67 @@
           <w:sz w:val="27"/>
           <w:szCs w:val="27"/>
         </w:rPr>
-        <w:lastRenderedPageBreak/>
-        <w:t>4</w:t>
-      </w:r>
-      <w:r>
+      </w:pPr>
+      <w:r>
+        <w:rPr>
+          <w:noProof/>
+        </w:rPr>
+        <w:drawing>
+          <wp:inline distT="0" distB="0" distL="0" distR="0" wp14:anchorId="447DCF3E" wp14:editId="2984592A">
+            <wp:extent cx="3948306" cy="3594538"/>
+            <wp:effectExtent l="0" t="0" r="0" b="6350"/>
+            <wp:docPr id="1930105181" name="Picture 2"/>
+            <wp:cNvGraphicFramePr>
+              <a:graphicFrameLocks xmlns:a="http://schemas.openxmlformats.org/drawingml/2006/main" noChangeAspect="1"/>
+            </wp:cNvGraphicFramePr>
+            <a:graphic xmlns:a="http://schemas.openxmlformats.org/drawingml/2006/main">
+              <a:graphicData uri="http://schemas.openxmlformats.org/drawingml/2006/picture">
+                <pic:pic xmlns:pic="http://schemas.openxmlformats.org/drawingml/2006/picture">
+                  <pic:nvPicPr>
+                    <pic:cNvPr id="0" name="Picture 3"/>
+                    <pic:cNvPicPr>
+                      <a:picLocks noChangeAspect="1" noChangeArrowheads="1"/>
+                    </pic:cNvPicPr>
+                  </pic:nvPicPr>
+                  <pic:blipFill>
+                    <a:blip r:embed="rId8">
+                      <a:extLst>
+                        <a:ext uri="{28A0092B-C50C-407E-A947-70E740481C1C}">
+                          <a14:useLocalDpi xmlns:a14="http://schemas.microsoft.com/office/drawing/2010/main" val="0"/>
+                        </a:ext>
+                      </a:extLst>
+                    </a:blip>
+                    <a:srcRect/>
+                    <a:stretch>
+                      <a:fillRect/>
+                    </a:stretch>
+                  </pic:blipFill>
+                  <pic:spPr bwMode="auto">
+                    <a:xfrm>
+                      <a:off x="0" y="0"/>
+                      <a:ext cx="3973395" cy="3617379"/>
+                    </a:xfrm>
+                    <a:prstGeom prst="rect">
+                      <a:avLst/>
+                    </a:prstGeom>
+                    <a:noFill/>
+                    <a:ln>
+                      <a:noFill/>
+                    </a:ln>
+                  </pic:spPr>
+                </pic:pic>
+              </a:graphicData>
+            </a:graphic>
+          </wp:inline>
+        </w:drawing>
+      </w:r>
+    </w:p>
+    <w:p>
+      <w:pPr>
+        <w:pBdr>
+          <w:bottom w:val="single" w:sz="4" w:space="2" w:color="2E74B5"/>
+        </w:pBdr>
+        <w:spacing w:before="300" w:after="150"/>
         <w:rPr>
           <w:rFonts w:ascii="Calibri" w:eastAsia="Calibri" w:hAnsi="Calibri" w:cs="Calibri"/>
           <w:b/>
@@ -3421,7 +3410,42 @@
           <w:sz w:val="27"/>
           <w:szCs w:val="27"/>
         </w:rPr>
-        <w:t>. Tools &amp; Technologies Used</w:t>
+      </w:pPr>
+    </w:p>
+    <w:p>
+      <w:pPr>
+        <w:pBdr>
+          <w:bottom w:val="single" w:sz="4" w:space="2" w:color="2E74B5"/>
+        </w:pBdr>
+        <w:spacing w:before="300" w:after="150"/>
+        <w:rPr>
+          <w:rFonts w:ascii="Calibri" w:eastAsia="Calibri" w:hAnsi="Calibri" w:cs="Calibri"/>
+          <w:b/>
+          <w:bCs/>
+          <w:color w:val="1F4E79"/>
+          <w:sz w:val="27"/>
+          <w:szCs w:val="27"/>
+        </w:rPr>
+      </w:pPr>
+    </w:p>
+    <w:p>
+      <w:pPr>
+        <w:pBdr>
+          <w:bottom w:val="single" w:sz="4" w:space="2" w:color="2E74B5"/>
+        </w:pBdr>
+        <w:spacing w:before="300" w:after="150"/>
+      </w:pPr>
+      <w:r>
+        <w:rPr>
+          <w:rFonts w:ascii="Calibri" w:eastAsia="Calibri" w:hAnsi="Calibri" w:cs="Calibri"/>
+          <w:b/>
+          <w:bCs/>
+          <w:color w:val="1F4E79"/>
+          <w:sz w:val="27"/>
+          <w:szCs w:val="27"/>
+        </w:rPr>
+        <w:lastRenderedPageBreak/>
+        <w:t>4. Tools &amp; Technologies Used</w:t>
       </w:r>
     </w:p>
     <w:tbl>
@@ -3898,18 +3922,7 @@
           <w:sz w:val="27"/>
           <w:szCs w:val="27"/>
         </w:rPr>
-        <w:t>5</w:t>
-      </w:r>
-      <w:r>
-        <w:rPr>
-          <w:rFonts w:ascii="Calibri" w:eastAsia="Calibri" w:hAnsi="Calibri" w:cs="Calibri"/>
-          <w:b/>
-          <w:bCs/>
-          <w:color w:val="1F4E79"/>
-          <w:sz w:val="27"/>
-          <w:szCs w:val="27"/>
-        </w:rPr>
-        <w:t>. References</w:t>
+        <w:t>5. References</w:t>
       </w:r>
     </w:p>
     <w:p>
@@ -4221,18 +4234,7 @@
           <w:szCs w:val="27"/>
         </w:rPr>
         <w:lastRenderedPageBreak/>
-        <w:t>6</w:t>
-      </w:r>
-      <w:r>
-        <w:rPr>
-          <w:rFonts w:ascii="Calibri" w:eastAsia="Calibri" w:hAnsi="Calibri" w:cs="Calibri"/>
-          <w:b/>
-          <w:bCs/>
-          <w:color w:val="1F4E79"/>
-          <w:sz w:val="27"/>
-          <w:szCs w:val="27"/>
-        </w:rPr>
-        <w:t>. Signatures</w:t>
+        <w:t>6. Signatures</w:t>
       </w:r>
     </w:p>
     <w:p>
@@ -5149,6 +5151,7 @@
   <w:style w:type="character" w:default="1" w:styleId="DefaultParagraphFont">
     <w:name w:val="Default Paragraph Font"/>
     <w:uiPriority w:val="1"/>
+    <w:semiHidden/>
     <w:unhideWhenUsed/>
   </w:style>
   <w:style w:type="table" w:default="1" w:styleId="TableNormal">
